--- a/Суфлери/Проєктування інформаційних систем/ЛР1 Вибір об’єкта дослідження, дерево цілей і WBS/11_WBS_1.3_СУФЛЕР.docx
+++ b/Суфлери/Проєктування інформаційних систем/ЛР1 Вибір об’єкта дослідження, дерево цілей і WBS/11_WBS_1.3_СУФЛЕР.docx
@@ -28,7 +28,7 @@
           <w:i w:val="0"/>
           <w:sz w:val="34"/>
         </w:rPr>
-        <w:t>WBS: субпроект 1.3 «Підсистема збору телеметрії»</w:t>
+        <w:t>WBS: субпроєкт 1.3 «Підсистема збору телеметрії»</w:t>
       </w:r>
     </w:p>
     <w:tbl>
@@ -185,7 +185,7 @@
                 <w:i w:val="0"/>
                 <w:sz w:val="23"/>
               </w:rPr>
-              <w:t>11 з 15</w:t>
+              <w:t>6 з 10</w:t>
             </w:r>
           </w:p>
         </w:tc>
@@ -259,7 +259,7 @@
           <w:i w:val="0"/>
           <w:sz w:val="27"/>
         </w:rPr>
-        <w:t>Субпроект 1.3 — це все, що потрібно, щоб дані від сенсорів і перехоплювачів дійшли до ядра в єдиному форматі.</w:t>
+        <w:t>Субпроєкт 1.3 — це все, що потрібно, щоб дані від сенсорів і перехоплювачів дійшли до ядра в єдиному форматі.</w:t>
       </w:r>
     </w:p>
     <w:p>
@@ -380,7 +380,7 @@
           <w:i w:val="0"/>
           <w:sz w:val="26"/>
         </w:rPr>
-        <w:t>: 1.3.3.1 реєстр сенсорів і моніторинг їхнього стану.</w:t>
+        <w:t>: 1.3.3.1 реєстр сенсорів і перехоплювачів, 1.3.3.2 моніторинг стану пристроїв і сповіщення про збої.</w:t>
       </w:r>
     </w:p>
     <w:p>
@@ -414,7 +414,7 @@
           <w:i w:val="0"/>
           <w:sz w:val="26"/>
         </w:rPr>
-        <w:t xml:space="preserve"> Ієрархічне кодування 1.x / 1.x.x / 1.x.x.x — етап 5 розробки WBS «Формування системи кодування»: за кодом одразу видно, якому субпроекту належить пакет.</w:t>
+        <w:t xml:space="preserve"> Ієрархічне кодування 1.x / 1.x.x / 1.x.x.x — етап 5 розробки WBS «Формування системи кодування»: за кодом одразу видно, якому субпроєкту належить пакет.</w:t>
       </w:r>
     </w:p>
     <w:p>
@@ -583,7 +583,7 @@
           <w:i w:val="0"/>
           <w:sz w:val="26"/>
         </w:rPr>
-        <w:t>Це вимога автономності ≥ 4 год (гілка 4 дерева цілей): без буфера дані при втраті каналу губляться.</w:t>
+        <w:t>Це захід 1.1.2 дерева цілей «Буферизація при втраті зв’язку»: без буфера дані при втраті каналу губляться.</w:t>
       </w:r>
     </w:p>
     <w:p>
